--- a/testakten/sozialrecht-teilhabeassistenz-autismus-berufsschule-regensburg/06_betrieb_stellungnahme_ausbildung_2026-07-02.docx
+++ b/testakten/sozialrecht-teilhabeassistenz-autismus-berufsschule-regensburg/06_betrieb_stellungnahme_ausbildung_2026-07-02.docx
@@ -444,7 +444,7 @@
         <w:color w:val="5C6569"/>
         <w:sz w:val="14"/>
       </w:rPr>
-      <w:t>Telefon 0941 78051-0 · ausbildung@donauhafen-logistik.example</w:t>
+      <w:t>Telefon 0941 78051-0 · ausbildung@donauhafen-logistik.de</w:t>
     </w:r>
   </w:p>
   <w:p>
